--- a/content/use-cases/lynkk-user-interviews-page-short.docx
+++ b/content/use-cases/lynkk-user-interviews-page-short.docx
@@ -860,7 +860,7 @@
         <w:spacing w:after="140"/>
       </w:pPr>
       <w:r>
-        <w:t xml:space="preserve">7 blocks, about 500 words. One centred column, white background, light grey cards. Columns stack on mobile.</w:t>
+        <w:t xml:space="preserve">9 blocks, about 690 words. One centred column, white background, light grey cards. Columns stack on mobile.</w:t>
       </w:r>
     </w:p>
     <w:p>
@@ -1075,7 +1075,142 @@
           <w:sz w:val="17"/>
           <w:szCs w:val="17"/>
         </w:rPr>
-        <w:t xml:space="preserve">2. HOW IT WORKS</w:t>
+        <w:t xml:space="preserve">2. IN SIMPLE WORDS</w:t>
+      </w:r>
+    </w:p>
+    <w:tbl>
+      <w:tblPr>
+        <w:tblW w:type="dxa" w:w="10080"/>
+        <w:tblBorders>
+          <w:top w:val="single" w:color="auto" w:sz="4"/>
+          <w:left w:val="single" w:color="auto" w:sz="4"/>
+          <w:bottom w:val="single" w:color="auto" w:sz="4"/>
+          <w:right w:val="single" w:color="auto" w:sz="4"/>
+          <w:insideH w:val="single" w:color="auto" w:sz="4"/>
+          <w:insideV w:val="single" w:color="auto" w:sz="4"/>
+        </w:tblBorders>
+      </w:tblPr>
+      <w:tblGrid>
+        <w:gridCol w:w="5040"/>
+        <w:gridCol w:w="5040"/>
+      </w:tblGrid>
+      <w:tr>
+        <w:tc>
+          <w:tcPr>
+            <w:tcW w:type="dxa" w:w="5040"/>
+            <w:tcBorders>
+              <w:top w:val="dashed" w:color="9CA3AF" w:sz="6"/>
+              <w:left w:val="dashed" w:color="9CA3AF" w:sz="6"/>
+              <w:bottom w:val="dashed" w:color="9CA3AF" w:sz="6"/>
+              <w:right w:val="dashed" w:color="9CA3AF" w:sz="6"/>
+            </w:tcBorders>
+            <w:shd w:fill="F5F6F8" w:color="auto" w:val="clear"/>
+            <w:tcMar>
+              <w:top w:type="dxa" w:w="100"/>
+              <w:left w:type="dxa" w:w="120"/>
+              <w:bottom w:type="dxa" w:w="100"/>
+              <w:right w:type="dxa" w:w="120"/>
+            </w:tcMar>
+          </w:tcPr>
+          <w:p>
+            <w:pPr>
+              <w:spacing w:after="40"/>
+              <w:jc w:val="left"/>
+            </w:pPr>
+            <w:r>
+              <w:rPr>
+                <w:b/>
+                <w:bCs/>
+                <w:color w:val="1F3A5F"/>
+                <w:sz w:val="18"/>
+                <w:szCs w:val="18"/>
+              </w:rPr>
+              <w:t xml:space="preserve">WHAT IT IS</w:t>
+            </w:r>
+          </w:p>
+          <w:p>
+            <w:pPr>
+              <w:spacing w:after="40"/>
+              <w:jc w:val="left"/>
+            </w:pPr>
+            <w:r>
+              <w:rPr>
+                <w:b w:val="false"/>
+                <w:bCs w:val="false"/>
+                <w:color w:val="4B5563"/>
+                <w:sz w:val="18"/>
+                <w:szCs w:val="18"/>
+              </w:rPr>
+              <w:t xml:space="preserve">2-3 simple sentences</w:t>
+            </w:r>
+          </w:p>
+        </w:tc>
+        <w:tc>
+          <w:tcPr>
+            <w:tcW w:type="dxa" w:w="5040"/>
+            <w:tcBorders>
+              <w:top w:val="dashed" w:color="9CA3AF" w:sz="6"/>
+              <w:left w:val="dashed" w:color="9CA3AF" w:sz="6"/>
+              <w:bottom w:val="dashed" w:color="9CA3AF" w:sz="6"/>
+              <w:right w:val="dashed" w:color="9CA3AF" w:sz="6"/>
+            </w:tcBorders>
+            <w:shd w:fill="F5F6F8" w:color="auto" w:val="clear"/>
+            <w:tcMar>
+              <w:top w:type="dxa" w:w="100"/>
+              <w:left w:type="dxa" w:w="120"/>
+              <w:bottom w:type="dxa" w:w="100"/>
+              <w:right w:type="dxa" w:w="120"/>
+            </w:tcMar>
+          </w:tcPr>
+          <w:p>
+            <w:pPr>
+              <w:spacing w:after="40"/>
+              <w:jc w:val="left"/>
+            </w:pPr>
+            <w:r>
+              <w:rPr>
+                <w:b/>
+                <w:bCs/>
+                <w:color w:val="1F3A5F"/>
+                <w:sz w:val="18"/>
+                <w:szCs w:val="18"/>
+              </w:rPr>
+              <w:t xml:space="preserve">WHO IT'S FOR</w:t>
+            </w:r>
+          </w:p>
+          <w:p>
+            <w:pPr>
+              <w:spacing w:after="40"/>
+              <w:jc w:val="left"/>
+            </w:pPr>
+            <w:r>
+              <w:rPr>
+                <w:b w:val="false"/>
+                <w:bCs w:val="false"/>
+                <w:color w:val="4B5563"/>
+                <w:sz w:val="18"/>
+                <w:szCs w:val="18"/>
+              </w:rPr>
+              <w:t xml:space="preserve">3 short lines</w:t>
+            </w:r>
+          </w:p>
+        </w:tc>
+      </w:tr>
+    </w:tbl>
+    <w:p>
+      <w:pPr>
+        <w:spacing w:after="60" w:before="160"/>
+      </w:pPr>
+      <w:r>
+        <w:rPr>
+          <w:b/>
+          <w:bCs/>
+          <w:caps/>
+          <w:color w:val="6B7280"/>
+          <w:sz w:val="17"/>
+          <w:szCs w:val="17"/>
+        </w:rPr>
+        <w:t xml:space="preserve">3. HOW IT WORKS</w:t>
       </w:r>
     </w:p>
     <w:tbl>
@@ -1261,7 +1396,7 @@
           <w:sz w:val="17"/>
           <w:szCs w:val="17"/>
         </w:rPr>
-        <w:t xml:space="preserve">3. SAMPLE NOTE</w:t>
+        <w:t xml:space="preserve">4. SAMPLE NOTE</w:t>
       </w:r>
     </w:p>
     <w:tbl>
@@ -1377,7 +1512,7 @@
           <w:sz w:val="17"/>
           <w:szCs w:val="17"/>
         </w:rPr>
-        <w:t xml:space="preserve">4. FEATURES (2 x 2 cards)</w:t>
+        <w:t xml:space="preserve">5. FEATURES (2 x 2 cards)</w:t>
       </w:r>
     </w:p>
     <w:tbl>
@@ -1567,7 +1702,158 @@
           <w:sz w:val="17"/>
           <w:szCs w:val="17"/>
         </w:rPr>
-        <w:t xml:space="preserve">5. PRIVACY (one line of 4 badges)</w:t>
+        <w:t xml:space="preserve">6. BEFORE AND AFTER</w:t>
+      </w:r>
+    </w:p>
+    <w:tbl>
+      <w:tblPr>
+        <w:tblW w:type="dxa" w:w="10080"/>
+        <w:tblBorders>
+          <w:top w:val="single" w:color="auto" w:sz="4"/>
+          <w:left w:val="single" w:color="auto" w:sz="4"/>
+          <w:bottom w:val="single" w:color="auto" w:sz="4"/>
+          <w:right w:val="single" w:color="auto" w:sz="4"/>
+          <w:insideH w:val="single" w:color="auto" w:sz="4"/>
+          <w:insideV w:val="single" w:color="auto" w:sz="4"/>
+        </w:tblBorders>
+      </w:tblPr>
+      <w:tblGrid>
+        <w:gridCol w:w="5040"/>
+        <w:gridCol w:w="5040"/>
+      </w:tblGrid>
+      <w:tr>
+        <w:tc>
+          <w:tcPr>
+            <w:tcW w:type="dxa" w:w="5040"/>
+            <w:tcBorders>
+              <w:top w:val="dashed" w:color="9CA3AF" w:sz="6"/>
+              <w:left w:val="dashed" w:color="9CA3AF" w:sz="6"/>
+              <w:bottom w:val="dashed" w:color="9CA3AF" w:sz="6"/>
+              <w:right w:val="dashed" w:color="9CA3AF" w:sz="6"/>
+            </w:tcBorders>
+            <w:shd w:fill="F5F6F8" w:color="auto" w:val="clear"/>
+            <w:tcMar>
+              <w:top w:type="dxa" w:w="100"/>
+              <w:left w:type="dxa" w:w="120"/>
+              <w:bottom w:type="dxa" w:w="100"/>
+              <w:right w:type="dxa" w:w="120"/>
+            </w:tcMar>
+          </w:tcPr>
+          <w:p>
+            <w:pPr>
+              <w:spacing w:after="40"/>
+              <w:jc w:val="left"/>
+            </w:pPr>
+            <w:r>
+              <w:rPr>
+                <w:b/>
+                <w:bCs/>
+                <w:color w:val="1F3A5F"/>
+                <w:sz w:val="18"/>
+                <w:szCs w:val="18"/>
+              </w:rPr>
+              <w:t xml:space="preserve">WITHOUT LYNKK</w:t>
+            </w:r>
+          </w:p>
+          <w:p>
+            <w:pPr>
+              <w:spacing w:after="40"/>
+              <w:jc w:val="left"/>
+            </w:pPr>
+            <w:r>
+              <w:rPr>
+                <w:b w:val="false"/>
+                <w:bCs w:val="false"/>
+                <w:color w:val="4B5563"/>
+                <w:sz w:val="18"/>
+                <w:szCs w:val="18"/>
+              </w:rPr>
+              <w:t xml:space="preserve">3 short rows</w:t>
+            </w:r>
+          </w:p>
+        </w:tc>
+        <w:tc>
+          <w:tcPr>
+            <w:tcW w:type="dxa" w:w="5040"/>
+            <w:tcBorders>
+              <w:top w:val="dashed" w:color="9CA3AF" w:sz="6"/>
+              <w:left w:val="dashed" w:color="9CA3AF" w:sz="6"/>
+              <w:bottom w:val="dashed" w:color="9CA3AF" w:sz="6"/>
+              <w:right w:val="dashed" w:color="9CA3AF" w:sz="6"/>
+            </w:tcBorders>
+            <w:shd w:fill="F5F6F8" w:color="auto" w:val="clear"/>
+            <w:tcMar>
+              <w:top w:type="dxa" w:w="100"/>
+              <w:left w:type="dxa" w:w="120"/>
+              <w:bottom w:type="dxa" w:w="100"/>
+              <w:right w:type="dxa" w:w="120"/>
+            </w:tcMar>
+          </w:tcPr>
+          <w:p>
+            <w:pPr>
+              <w:spacing w:after="40"/>
+              <w:jc w:val="left"/>
+            </w:pPr>
+            <w:r>
+              <w:rPr>
+                <w:b/>
+                <w:bCs/>
+                <w:color w:val="1F3A5F"/>
+                <w:sz w:val="18"/>
+                <w:szCs w:val="18"/>
+              </w:rPr>
+              <w:t xml:space="preserve">WITH LYNKK</w:t>
+            </w:r>
+          </w:p>
+          <w:p>
+            <w:pPr>
+              <w:spacing w:after="40"/>
+              <w:jc w:val="left"/>
+            </w:pPr>
+            <w:r>
+              <w:rPr>
+                <w:b w:val="false"/>
+                <w:bCs w:val="false"/>
+                <w:color w:val="4B5563"/>
+                <w:sz w:val="18"/>
+                <w:szCs w:val="18"/>
+              </w:rPr>
+              <w:t xml:space="preserve">3 short rows</w:t>
+            </w:r>
+          </w:p>
+          <w:p>
+            <w:pPr>
+              <w:spacing w:after="40"/>
+              <w:jc w:val="left"/>
+            </w:pPr>
+            <w:r>
+              <w:rPr>
+                <w:b w:val="false"/>
+                <w:bCs w:val="false"/>
+                <w:color w:val="4B5563"/>
+                <w:sz w:val="18"/>
+                <w:szCs w:val="18"/>
+              </w:rPr>
+              <w:t xml:space="preserve">Works with: tools</w:t>
+            </w:r>
+          </w:p>
+        </w:tc>
+      </w:tr>
+    </w:tbl>
+    <w:p>
+      <w:pPr>
+        <w:spacing w:after="60" w:before="160"/>
+      </w:pPr>
+      <w:r>
+        <w:rPr>
+          <w:b/>
+          <w:bCs/>
+          <w:caps/>
+          <w:color w:val="6B7280"/>
+          <w:sz w:val="17"/>
+          <w:szCs w:val="17"/>
+        </w:rPr>
+        <w:t xml:space="preserve">7. PRIVACY (one line of 4 badges)</w:t>
       </w:r>
     </w:p>
     <w:tbl>
@@ -1740,7 +2026,7 @@
           <w:sz w:val="17"/>
           <w:szCs w:val="17"/>
         </w:rPr>
-        <w:t xml:space="preserve">6. FAQ (4 questions)</w:t>
+        <w:t xml:space="preserve">8. FAQ (4 questions)</w:t>
       </w:r>
     </w:p>
     <w:tbl>
@@ -1856,7 +2142,7 @@
           <w:sz w:val="17"/>
           <w:szCs w:val="17"/>
         </w:rPr>
-        <w:t xml:space="preserve">7. FINAL CTA</w:t>
+        <w:t xml:space="preserve">9. FINAL CTA</w:t>
       </w:r>
     </w:p>
     <w:tbl>
@@ -2173,7 +2459,79 @@
         <w:pStyle w:val="Heading2"/>
       </w:pPr>
       <w:r>
-        <w:t xml:space="preserve">Block 2. How it works</w:t>
+        <w:t xml:space="preserve">Block 2. In simple words</w:t>
+      </w:r>
+    </w:p>
+    <w:p>
+      <w:pPr>
+        <w:pStyle w:val="Heading1"/>
+      </w:pPr>
+      <w:r>
+        <w:t xml:space="preserve">What is interview transcription?</w:t>
+      </w:r>
+    </w:p>
+    <w:p>
+      <w:pPr>
+        <w:spacing w:after="140"/>
+      </w:pPr>
+      <w:r>
+        <w:t xml:space="preserve">Interview transcription means turning a recorded interview into written text. Lynkk does it for you: it records the interview, writes every word, and shows who said what. It also pulls out the main points, so you don't have to read the whole thing.</w:t>
+      </w:r>
+    </w:p>
+    <w:p>
+      <w:pPr>
+        <w:spacing w:after="140"/>
+      </w:pPr>
+      <w:r>
+        <w:rPr>
+          <w:b/>
+          <w:bCs/>
+        </w:rPr>
+        <w:t xml:space="preserve">Who it's for</w:t>
+      </w:r>
+    </w:p>
+    <w:p>
+      <w:pPr>
+        <w:pStyle w:val="ListParagraph"/>
+        <w:numPr>
+          <w:ilvl w:val="0"/>
+          <w:numId w:val="2"/>
+        </w:numPr>
+      </w:pPr>
+      <w:r>
+        <w:t xml:space="preserve">Product managers and designers who talk to users</w:t>
+      </w:r>
+    </w:p>
+    <w:p>
+      <w:pPr>
+        <w:pStyle w:val="ListParagraph"/>
+        <w:numPr>
+          <w:ilvl w:val="0"/>
+          <w:numId w:val="2"/>
+        </w:numPr>
+      </w:pPr>
+      <w:r>
+        <w:t xml:space="preserve">Researchers running interview studies</w:t>
+      </w:r>
+    </w:p>
+    <w:p>
+      <w:pPr>
+        <w:pStyle w:val="ListParagraph"/>
+        <w:numPr>
+          <w:ilvl w:val="0"/>
+          <w:numId w:val="2"/>
+        </w:numPr>
+      </w:pPr>
+      <w:r>
+        <w:t xml:space="preserve">Founders doing customer discovery</w:t>
+      </w:r>
+    </w:p>
+    <w:p>
+      <w:pPr>
+        <w:pStyle w:val="Heading2"/>
+      </w:pPr>
+      <w:r>
+        <w:t xml:space="preserve">Block 3. How it works</w:t>
       </w:r>
     </w:p>
     <w:p>
@@ -2226,7 +2584,7 @@
         <w:t xml:space="preserve">Ask: across every interview.</w:t>
       </w:r>
       <w:r>
-        <w:t xml:space="preserve"> "What did people say about onboarding?" Answers cite the interviews they came from.</w:t>
+        <w:t xml:space="preserve"> "What did people say about onboarding?" Each answer shows which interview it came from.</w:t>
       </w:r>
     </w:p>
     <w:p>
@@ -2238,7 +2596,7 @@
           <w:i/>
           <w:iCs/>
         </w:rPr>
-        <w:t xml:space="preserve">Ask Lynkk and the Customer Interview note shape are part of Pro.</w:t>
+        <w:t xml:space="preserve">Ask Lynkk and the Customer Interview note format are part of Pro.</w:t>
       </w:r>
     </w:p>
     <w:p>
@@ -2246,7 +2604,7 @@
         <w:pStyle w:val="Heading2"/>
       </w:pPr>
       <w:r>
-        <w:t xml:space="preserve">Block 3. Sample note</w:t>
+        <w:t xml:space="preserve">Block 4. Sample note</w:t>
       </w:r>
     </w:p>
     <w:p>
@@ -2355,7 +2713,7 @@
         <w:pStyle w:val="Heading2"/>
       </w:pPr>
       <w:r>
-        <w:t xml:space="preserve">Block 4. Features</w:t>
+        <w:t xml:space="preserve">Block 5. Features</w:t>
       </w:r>
     </w:p>
     <w:p>
@@ -2393,7 +2751,7 @@
         <w:t xml:space="preserve">Ask across interviews</w:t>
       </w:r>
       <w:r>
-        <w:t xml:space="preserve">: find patterns across a whole study in one question, with citations.</w:t>
+        <w:t xml:space="preserve">: find patterns across a whole study in one question, and see where each answer came from.</w:t>
       </w:r>
     </w:p>
     <w:p>
@@ -2431,17 +2789,306 @@
         <w:pStyle w:val="Heading2"/>
       </w:pPr>
       <w:r>
-        <w:t xml:space="preserve">Block 5. Privacy</w:t>
-      </w:r>
+        <w:t xml:space="preserve">Block 6. Before and after</w:t>
+      </w:r>
+    </w:p>
+    <w:p>
+      <w:pPr>
+        <w:pStyle w:val="Heading1"/>
+      </w:pPr>
+      <w:r>
+        <w:t xml:space="preserve">User interviews, before and after Lynkk</w:t>
+      </w:r>
+    </w:p>
+    <w:tbl>
+      <w:tblPr>
+        <w:tblW w:type="dxa" w:w="10080"/>
+        <w:tblBorders>
+          <w:top w:val="single" w:color="auto" w:sz="4"/>
+          <w:left w:val="single" w:color="auto" w:sz="4"/>
+          <w:bottom w:val="single" w:color="auto" w:sz="4"/>
+          <w:right w:val="single" w:color="auto" w:sz="4"/>
+          <w:insideH w:val="single" w:color="auto" w:sz="4"/>
+          <w:insideV w:val="single" w:color="auto" w:sz="4"/>
+        </w:tblBorders>
+      </w:tblPr>
+      <w:tblGrid>
+        <w:gridCol w:w="5040"/>
+        <w:gridCol w:w="5040"/>
+      </w:tblGrid>
+      <w:tr>
+        <w:trPr>
+          <w:tblHeader/>
+        </w:trPr>
+        <w:tc>
+          <w:tcPr>
+            <w:tcW w:type="dxa" w:w="5040"/>
+            <w:tcBorders>
+              <w:top w:val="single" w:color="C9D3DF" w:sz="4"/>
+              <w:left w:val="single" w:color="C9D3DF" w:sz="4"/>
+              <w:bottom w:val="single" w:color="C9D3DF" w:sz="4"/>
+              <w:right w:val="single" w:color="C9D3DF" w:sz="4"/>
+            </w:tcBorders>
+            <w:shd w:fill="1F3A5F" w:color="auto" w:val="clear"/>
+            <w:tcMar>
+              <w:top w:type="dxa" w:w="60"/>
+              <w:left w:type="dxa" w:w="100"/>
+              <w:bottom w:type="dxa" w:w="60"/>
+              <w:right w:type="dxa" w:w="100"/>
+            </w:tcMar>
+          </w:tcPr>
+          <w:p>
+            <w:r>
+              <w:rPr>
+                <w:b/>
+                <w:bCs/>
+                <w:color w:val="FFFFFF"/>
+                <w:sz w:val="19"/>
+                <w:szCs w:val="19"/>
+              </w:rPr>
+              <w:t xml:space="preserve">Without Lynkk</w:t>
+            </w:r>
+          </w:p>
+        </w:tc>
+        <w:tc>
+          <w:tcPr>
+            <w:tcW w:type="dxa" w:w="5040"/>
+            <w:tcBorders>
+              <w:top w:val="single" w:color="C9D3DF" w:sz="4"/>
+              <w:left w:val="single" w:color="C9D3DF" w:sz="4"/>
+              <w:bottom w:val="single" w:color="C9D3DF" w:sz="4"/>
+              <w:right w:val="single" w:color="C9D3DF" w:sz="4"/>
+            </w:tcBorders>
+            <w:shd w:fill="1F3A5F" w:color="auto" w:val="clear"/>
+            <w:tcMar>
+              <w:top w:type="dxa" w:w="60"/>
+              <w:left w:type="dxa" w:w="100"/>
+              <w:bottom w:type="dxa" w:w="60"/>
+              <w:right w:type="dxa" w:w="100"/>
+            </w:tcMar>
+          </w:tcPr>
+          <w:p>
+            <w:r>
+              <w:rPr>
+                <w:b/>
+                <w:bCs/>
+                <w:color w:val="FFFFFF"/>
+                <w:sz w:val="19"/>
+                <w:szCs w:val="19"/>
+              </w:rPr>
+              <w:t xml:space="preserve">With Lynkk</w:t>
+            </w:r>
+          </w:p>
+        </w:tc>
+      </w:tr>
+      <w:tr>
+        <w:trPr>
+          <w:tblHeader w:val="false"/>
+        </w:trPr>
+        <w:tc>
+          <w:tcPr>
+            <w:tcW w:type="dxa" w:w="5040"/>
+            <w:tcBorders>
+              <w:top w:val="single" w:color="C9D3DF" w:sz="4"/>
+              <w:left w:val="single" w:color="C9D3DF" w:sz="4"/>
+              <w:bottom w:val="single" w:color="C9D3DF" w:sz="4"/>
+              <w:right w:val="single" w:color="C9D3DF" w:sz="4"/>
+            </w:tcBorders>
+            <w:tcMar>
+              <w:top w:type="dxa" w:w="60"/>
+              <w:left w:type="dxa" w:w="100"/>
+              <w:bottom w:type="dxa" w:w="60"/>
+              <w:right w:type="dxa" w:w="100"/>
+            </w:tcMar>
+          </w:tcPr>
+          <w:p>
+            <w:r>
+              <w:rPr>
+                <w:sz w:val="19"/>
+                <w:szCs w:val="19"/>
+              </w:rPr>
+              <w:t xml:space="preserve">You replay the recording to find one quote</w:t>
+            </w:r>
+          </w:p>
+        </w:tc>
+        <w:tc>
+          <w:tcPr>
+            <w:tcW w:type="dxa" w:w="5040"/>
+            <w:tcBorders>
+              <w:top w:val="single" w:color="C9D3DF" w:sz="4"/>
+              <w:left w:val="single" w:color="C9D3DF" w:sz="4"/>
+              <w:bottom w:val="single" w:color="C9D3DF" w:sz="4"/>
+              <w:right w:val="single" w:color="C9D3DF" w:sz="4"/>
+            </w:tcBorders>
+            <w:tcMar>
+              <w:top w:type="dxa" w:w="60"/>
+              <w:left w:type="dxa" w:w="100"/>
+              <w:bottom w:type="dxa" w:w="60"/>
+              <w:right w:type="dxa" w:w="100"/>
+            </w:tcMar>
+          </w:tcPr>
+          <w:p>
+            <w:r>
+              <w:rPr>
+                <w:sz w:val="19"/>
+                <w:szCs w:val="19"/>
+              </w:rPr>
+              <w:t xml:space="preserve">You click the main point and hear it</w:t>
+            </w:r>
+          </w:p>
+        </w:tc>
+      </w:tr>
+      <w:tr>
+        <w:trPr>
+          <w:tblHeader w:val="false"/>
+        </w:trPr>
+        <w:tc>
+          <w:tcPr>
+            <w:tcW w:type="dxa" w:w="5040"/>
+            <w:tcBorders>
+              <w:top w:val="single" w:color="C9D3DF" w:sz="4"/>
+              <w:left w:val="single" w:color="C9D3DF" w:sz="4"/>
+              <w:bottom w:val="single" w:color="C9D3DF" w:sz="4"/>
+              <w:right w:val="single" w:color="C9D3DF" w:sz="4"/>
+            </w:tcBorders>
+            <w:tcMar>
+              <w:top w:type="dxa" w:w="60"/>
+              <w:left w:type="dxa" w:w="100"/>
+              <w:bottom w:type="dxa" w:w="60"/>
+              <w:right w:type="dxa" w:w="100"/>
+            </w:tcMar>
+          </w:tcPr>
+          <w:p>
+            <w:r>
+              <w:rPr>
+                <w:sz w:val="19"/>
+                <w:szCs w:val="19"/>
+              </w:rPr>
+              <w:t xml:space="preserve">You mix up who said what</w:t>
+            </w:r>
+          </w:p>
+        </w:tc>
+        <w:tc>
+          <w:tcPr>
+            <w:tcW w:type="dxa" w:w="5040"/>
+            <w:tcBorders>
+              <w:top w:val="single" w:color="C9D3DF" w:sz="4"/>
+              <w:left w:val="single" w:color="C9D3DF" w:sz="4"/>
+              <w:bottom w:val="single" w:color="C9D3DF" w:sz="4"/>
+              <w:right w:val="single" w:color="C9D3DF" w:sz="4"/>
+            </w:tcBorders>
+            <w:tcMar>
+              <w:top w:type="dxa" w:w="60"/>
+              <w:left w:type="dxa" w:w="100"/>
+              <w:bottom w:type="dxa" w:w="60"/>
+              <w:right w:type="dxa" w:w="100"/>
+            </w:tcMar>
+          </w:tcPr>
+          <w:p>
+            <w:r>
+              <w:rPr>
+                <w:sz w:val="19"/>
+                <w:szCs w:val="19"/>
+              </w:rPr>
+              <w:t xml:space="preserve">Every speaker is labelled</w:t>
+            </w:r>
+          </w:p>
+        </w:tc>
+      </w:tr>
+      <w:tr>
+        <w:trPr>
+          <w:tblHeader w:val="false"/>
+        </w:trPr>
+        <w:tc>
+          <w:tcPr>
+            <w:tcW w:type="dxa" w:w="5040"/>
+            <w:tcBorders>
+              <w:top w:val="single" w:color="C9D3DF" w:sz="4"/>
+              <w:left w:val="single" w:color="C9D3DF" w:sz="4"/>
+              <w:bottom w:val="single" w:color="C9D3DF" w:sz="4"/>
+              <w:right w:val="single" w:color="C9D3DF" w:sz="4"/>
+            </w:tcBorders>
+            <w:tcMar>
+              <w:top w:type="dxa" w:w="60"/>
+              <w:left w:type="dxa" w:w="100"/>
+              <w:bottom w:type="dxa" w:w="60"/>
+              <w:right w:type="dxa" w:w="100"/>
+            </w:tcMar>
+          </w:tcPr>
+          <w:p>
+            <w:r>
+              <w:rPr>
+                <w:sz w:val="19"/>
+                <w:szCs w:val="19"/>
+              </w:rPr>
+              <w:t xml:space="preserve">What you learned stays in one notebook</w:t>
+            </w:r>
+          </w:p>
+        </w:tc>
+        <w:tc>
+          <w:tcPr>
+            <w:tcW w:type="dxa" w:w="5040"/>
+            <w:tcBorders>
+              <w:top w:val="single" w:color="C9D3DF" w:sz="4"/>
+              <w:left w:val="single" w:color="C9D3DF" w:sz="4"/>
+              <w:bottom w:val="single" w:color="C9D3DF" w:sz="4"/>
+              <w:right w:val="single" w:color="C9D3DF" w:sz="4"/>
+            </w:tcBorders>
+            <w:tcMar>
+              <w:top w:type="dxa" w:w="60"/>
+              <w:left w:type="dxa" w:w="100"/>
+              <w:bottom w:type="dxa" w:w="60"/>
+              <w:right w:type="dxa" w:w="100"/>
+            </w:tcMar>
+          </w:tcPr>
+          <w:p>
+            <w:r>
+              <w:rPr>
+                <w:sz w:val="19"/>
+                <w:szCs w:val="19"/>
+              </w:rPr>
+              <w:t xml:space="preserve">You share the note with a link</w:t>
+            </w:r>
+          </w:p>
+        </w:tc>
+      </w:tr>
+    </w:tbl>
+    <w:p>
+      <w:pPr>
+        <w:spacing w:after="120"/>
+      </w:pPr>
     </w:p>
     <w:p>
       <w:pPr>
         <w:spacing w:after="140"/>
       </w:pPr>
       <w:r>
+        <w:rPr>
+          <w:b/>
+          <w:bCs/>
+        </w:rPr>
+        <w:t xml:space="preserve">Works with:</w:t>
+      </w:r>
+      <w:r>
+        <w:t xml:space="preserve"> Zoom, Google Meet, Microsoft Teams, the Chrome extension, the Mac app and the web app.</w:t>
+      </w:r>
+    </w:p>
+    <w:p>
+      <w:pPr>
+        <w:pStyle w:val="Heading2"/>
+      </w:pPr>
+      <w:r>
+        <w:t xml:space="preserve">Block 7. Privacy</w:t>
+      </w:r>
+    </w:p>
+    <w:p>
+      <w:pPr>
+        <w:spacing w:after="140"/>
+      </w:pPr>
+      <w:r>
         <w:t xml:space="preserve">Your data region (US, EU, UK, India, Singapore or Australia) · AES-256 encryption · Never used for training · Consent flow for recording. </w:t>
       </w:r>
-      <w:hyperlink w:history="1" r:id="rIdxydxco7rvm1gbkyj5f6mj">
+      <w:hyperlink w:history="1" r:id="rIdjlt3vhbjtv00w3sjvmvce">
         <w:r>
           <w:rPr>
             <w:rStyle w:val="Hyperlink"/>
@@ -2455,7 +3102,7 @@
         <w:pStyle w:val="Heading2"/>
       </w:pPr>
       <w:r>
-        <w:t xml:space="preserve">Block 6. FAQ</w:t>
+        <w:t xml:space="preserve">Block 8. FAQ</w:t>
       </w:r>
     </w:p>
     <w:p>
@@ -2551,7 +3198,7 @@
         <w:pStyle w:val="Heading2"/>
       </w:pPr>
       <w:r>
-        <w:t xml:space="preserve">Block 7. Final CTA</w:t>
+        <w:t xml:space="preserve">Block 9. Final CTA</w:t>
       </w:r>
     </w:p>
     <w:p>

--- a/content/use-cases/lynkk-user-interviews-page-short.docx
+++ b/content/use-cases/lynkk-user-interviews-page-short.docx
@@ -860,7 +860,7 @@
         <w:spacing w:after="140"/>
       </w:pPr>
       <w:r>
-        <w:t xml:space="preserve">9 blocks, about 690 words. One centred column, white background, light grey cards. Columns stack on mobile.</w:t>
+        <w:t xml:space="preserve">10 blocks, about 740 words. One centred column, white background, light grey cards. Columns stack on mobile.</w:t>
       </w:r>
     </w:p>
     <w:p>
@@ -2026,7 +2026,174 @@
           <w:sz w:val="17"/>
           <w:szCs w:val="17"/>
         </w:rPr>
-        <w:t xml:space="preserve">8. FAQ (4 questions)</w:t>
+        <w:t xml:space="preserve">8. PRICING (2 columns)</w:t>
+      </w:r>
+    </w:p>
+    <w:tbl>
+      <w:tblPr>
+        <w:tblW w:type="dxa" w:w="10080"/>
+        <w:tblBorders>
+          <w:top w:val="single" w:color="auto" w:sz="4"/>
+          <w:left w:val="single" w:color="auto" w:sz="4"/>
+          <w:bottom w:val="single" w:color="auto" w:sz="4"/>
+          <w:right w:val="single" w:color="auto" w:sz="4"/>
+          <w:insideH w:val="single" w:color="auto" w:sz="4"/>
+          <w:insideV w:val="single" w:color="auto" w:sz="4"/>
+        </w:tblBorders>
+      </w:tblPr>
+      <w:tblGrid>
+        <w:gridCol w:w="5040"/>
+        <w:gridCol w:w="5040"/>
+      </w:tblGrid>
+      <w:tr>
+        <w:tc>
+          <w:tcPr>
+            <w:tcW w:type="dxa" w:w="5040"/>
+            <w:tcBorders>
+              <w:top w:val="dashed" w:color="9CA3AF" w:sz="6"/>
+              <w:left w:val="dashed" w:color="9CA3AF" w:sz="6"/>
+              <w:bottom w:val="dashed" w:color="9CA3AF" w:sz="6"/>
+              <w:right w:val="dashed" w:color="9CA3AF" w:sz="6"/>
+            </w:tcBorders>
+            <w:shd w:fill="F5F6F8" w:color="auto" w:val="clear"/>
+            <w:tcMar>
+              <w:top w:type="dxa" w:w="100"/>
+              <w:left w:type="dxa" w:w="120"/>
+              <w:bottom w:type="dxa" w:w="100"/>
+              <w:right w:type="dxa" w:w="120"/>
+            </w:tcMar>
+          </w:tcPr>
+          <w:p>
+            <w:pPr>
+              <w:spacing w:after="40"/>
+              <w:jc w:val="left"/>
+            </w:pPr>
+            <w:r>
+              <w:rPr>
+                <w:b/>
+                <w:bCs/>
+                <w:color w:val="1F3A5F"/>
+                <w:sz w:val="18"/>
+                <w:szCs w:val="18"/>
+              </w:rPr>
+              <w:t xml:space="preserve">FREE</w:t>
+            </w:r>
+          </w:p>
+          <w:p>
+            <w:pPr>
+              <w:spacing w:after="40"/>
+              <w:jc w:val="left"/>
+            </w:pPr>
+            <w:r>
+              <w:rPr>
+                <w:b w:val="false"/>
+                <w:bCs w:val="false"/>
+                <w:color w:val="4B5563"/>
+                <w:sz w:val="18"/>
+                <w:szCs w:val="18"/>
+              </w:rPr>
+              <w:t xml:space="preserve">$0</w:t>
+            </w:r>
+          </w:p>
+          <w:p>
+            <w:pPr>
+              <w:spacing w:after="40"/>
+              <w:jc w:val="left"/>
+            </w:pPr>
+            <w:r>
+              <w:rPr>
+                <w:b w:val="false"/>
+                <w:bCs w:val="false"/>
+                <w:color w:val="4B5563"/>
+                <w:sz w:val="18"/>
+                <w:szCs w:val="18"/>
+              </w:rPr>
+              <w:t xml:space="preserve">Notes and action items</w:t>
+            </w:r>
+          </w:p>
+        </w:tc>
+        <w:tc>
+          <w:tcPr>
+            <w:tcW w:type="dxa" w:w="5040"/>
+            <w:tcBorders>
+              <w:top w:val="dashed" w:color="9CA3AF" w:sz="6"/>
+              <w:left w:val="dashed" w:color="9CA3AF" w:sz="6"/>
+              <w:bottom w:val="dashed" w:color="9CA3AF" w:sz="6"/>
+              <w:right w:val="dashed" w:color="9CA3AF" w:sz="6"/>
+            </w:tcBorders>
+            <w:shd w:fill="F5F6F8" w:color="auto" w:val="clear"/>
+            <w:tcMar>
+              <w:top w:type="dxa" w:w="100"/>
+              <w:left w:type="dxa" w:w="120"/>
+              <w:bottom w:type="dxa" w:w="100"/>
+              <w:right w:type="dxa" w:w="120"/>
+            </w:tcMar>
+          </w:tcPr>
+          <w:p>
+            <w:pPr>
+              <w:spacing w:after="40"/>
+              <w:jc w:val="left"/>
+            </w:pPr>
+            <w:r>
+              <w:rPr>
+                <w:b/>
+                <w:bCs/>
+                <w:color w:val="1F3A5F"/>
+                <w:sz w:val="18"/>
+                <w:szCs w:val="18"/>
+              </w:rPr>
+              <w:t xml:space="preserve">PRO</w:t>
+            </w:r>
+          </w:p>
+          <w:p>
+            <w:pPr>
+              <w:spacing w:after="40"/>
+              <w:jc w:val="left"/>
+            </w:pPr>
+            <w:r>
+              <w:rPr>
+                <w:b w:val="false"/>
+                <w:bCs w:val="false"/>
+                <w:color w:val="4B5563"/>
+                <w:sz w:val="18"/>
+                <w:szCs w:val="18"/>
+              </w:rPr>
+              <w:t xml:space="preserve">$15 a month</w:t>
+            </w:r>
+          </w:p>
+          <w:p>
+            <w:pPr>
+              <w:spacing w:after="40"/>
+              <w:jc w:val="left"/>
+            </w:pPr>
+            <w:r>
+              <w:rPr>
+                <w:b w:val="false"/>
+                <w:bCs w:val="false"/>
+                <w:color w:val="4B5563"/>
+                <w:sz w:val="18"/>
+                <w:szCs w:val="18"/>
+              </w:rPr>
+              <w:t xml:space="preserve">Unlimited notes + Pro features</w:t>
+            </w:r>
+          </w:p>
+        </w:tc>
+      </w:tr>
+    </w:tbl>
+    <w:p>
+      <w:pPr>
+        <w:spacing w:after="60" w:before="160"/>
+      </w:pPr>
+      <w:r>
+        <w:rPr>
+          <w:b/>
+          <w:bCs/>
+          <w:caps/>
+          <w:color w:val="6B7280"/>
+          <w:sz w:val="17"/>
+          <w:szCs w:val="17"/>
+        </w:rPr>
+        <w:t xml:space="preserve">9. FAQ (4 questions)</w:t>
       </w:r>
     </w:p>
     <w:tbl>
@@ -2142,7 +2309,7 @@
           <w:sz w:val="17"/>
           <w:szCs w:val="17"/>
         </w:rPr>
-        <w:t xml:space="preserve">9. FINAL CTA</w:t>
+        <w:t xml:space="preserve">10. FINAL CTA</w:t>
       </w:r>
     </w:p>
     <w:tbl>
@@ -3088,7 +3255,7 @@
       <w:r>
         <w:t xml:space="preserve">Your data region (US, EU, UK, India, Singapore or Australia) · AES-256 encryption · Never used for training · Consent flow for recording. </w:t>
       </w:r>
-      <w:hyperlink w:history="1" r:id="rIdjlt3vhbjtv00w3sjvmvce">
+      <w:hyperlink w:history="1" r:id="rId65gniy6ki3xanwzraiz3o">
         <w:r>
           <w:rPr>
             <w:rStyle w:val="Hyperlink"/>
@@ -3102,7 +3269,237 @@
         <w:pStyle w:val="Heading2"/>
       </w:pPr>
       <w:r>
-        <w:t xml:space="preserve">Block 8. FAQ</w:t>
+        <w:t xml:space="preserve">Block 8. Pricing</w:t>
+      </w:r>
+    </w:p>
+    <w:p>
+      <w:pPr>
+        <w:pStyle w:val="Heading1"/>
+      </w:pPr>
+      <w:r>
+        <w:t xml:space="preserve">Simple pricing</w:t>
+      </w:r>
+    </w:p>
+    <w:tbl>
+      <w:tblPr>
+        <w:tblW w:type="dxa" w:w="10080"/>
+        <w:tblBorders>
+          <w:top w:val="single" w:color="auto" w:sz="4"/>
+          <w:left w:val="single" w:color="auto" w:sz="4"/>
+          <w:bottom w:val="single" w:color="auto" w:sz="4"/>
+          <w:right w:val="single" w:color="auto" w:sz="4"/>
+          <w:insideH w:val="single" w:color="auto" w:sz="4"/>
+          <w:insideV w:val="single" w:color="auto" w:sz="4"/>
+        </w:tblBorders>
+      </w:tblPr>
+      <w:tblGrid>
+        <w:gridCol w:w="5040"/>
+        <w:gridCol w:w="5040"/>
+      </w:tblGrid>
+      <w:tr>
+        <w:trPr>
+          <w:tblHeader/>
+        </w:trPr>
+        <w:tc>
+          <w:tcPr>
+            <w:tcW w:type="dxa" w:w="5040"/>
+            <w:tcBorders>
+              <w:top w:val="single" w:color="C9D3DF" w:sz="4"/>
+              <w:left w:val="single" w:color="C9D3DF" w:sz="4"/>
+              <w:bottom w:val="single" w:color="C9D3DF" w:sz="4"/>
+              <w:right w:val="single" w:color="C9D3DF" w:sz="4"/>
+            </w:tcBorders>
+            <w:shd w:fill="1F3A5F" w:color="auto" w:val="clear"/>
+            <w:tcMar>
+              <w:top w:type="dxa" w:w="60"/>
+              <w:left w:type="dxa" w:w="100"/>
+              <w:bottom w:type="dxa" w:w="60"/>
+              <w:right w:type="dxa" w:w="100"/>
+            </w:tcMar>
+          </w:tcPr>
+          <w:p>
+            <w:r>
+              <w:rPr>
+                <w:b/>
+                <w:bCs/>
+                <w:color w:val="FFFFFF"/>
+                <w:sz w:val="19"/>
+                <w:szCs w:val="19"/>
+              </w:rPr>
+              <w:t xml:space="preserve">Free</w:t>
+            </w:r>
+          </w:p>
+        </w:tc>
+        <w:tc>
+          <w:tcPr>
+            <w:tcW w:type="dxa" w:w="5040"/>
+            <w:tcBorders>
+              <w:top w:val="single" w:color="C9D3DF" w:sz="4"/>
+              <w:left w:val="single" w:color="C9D3DF" w:sz="4"/>
+              <w:bottom w:val="single" w:color="C9D3DF" w:sz="4"/>
+              <w:right w:val="single" w:color="C9D3DF" w:sz="4"/>
+            </w:tcBorders>
+            <w:shd w:fill="1F3A5F" w:color="auto" w:val="clear"/>
+            <w:tcMar>
+              <w:top w:type="dxa" w:w="60"/>
+              <w:left w:type="dxa" w:w="100"/>
+              <w:bottom w:type="dxa" w:w="60"/>
+              <w:right w:type="dxa" w:w="100"/>
+            </w:tcMar>
+          </w:tcPr>
+          <w:p>
+            <w:r>
+              <w:rPr>
+                <w:b/>
+                <w:bCs/>
+                <w:color w:val="FFFFFF"/>
+                <w:sz w:val="19"/>
+                <w:szCs w:val="19"/>
+              </w:rPr>
+              <w:t xml:space="preserve">Pro</w:t>
+            </w:r>
+          </w:p>
+        </w:tc>
+      </w:tr>
+      <w:tr>
+        <w:trPr>
+          <w:tblHeader w:val="false"/>
+        </w:trPr>
+        <w:tc>
+          <w:tcPr>
+            <w:tcW w:type="dxa" w:w="5040"/>
+            <w:tcBorders>
+              <w:top w:val="single" w:color="C9D3DF" w:sz="4"/>
+              <w:left w:val="single" w:color="C9D3DF" w:sz="4"/>
+              <w:bottom w:val="single" w:color="C9D3DF" w:sz="4"/>
+              <w:right w:val="single" w:color="C9D3DF" w:sz="4"/>
+            </w:tcBorders>
+            <w:tcMar>
+              <w:top w:type="dxa" w:w="60"/>
+              <w:left w:type="dxa" w:w="100"/>
+              <w:bottom w:type="dxa" w:w="60"/>
+              <w:right w:type="dxa" w:w="100"/>
+            </w:tcMar>
+          </w:tcPr>
+          <w:p>
+            <w:r>
+              <w:rPr>
+                <w:sz w:val="19"/>
+                <w:szCs w:val="19"/>
+              </w:rPr>
+              <w:t xml:space="preserve">$0</w:t>
+            </w:r>
+          </w:p>
+        </w:tc>
+        <w:tc>
+          <w:tcPr>
+            <w:tcW w:type="dxa" w:w="5040"/>
+            <w:tcBorders>
+              <w:top w:val="single" w:color="C9D3DF" w:sz="4"/>
+              <w:left w:val="single" w:color="C9D3DF" w:sz="4"/>
+              <w:bottom w:val="single" w:color="C9D3DF" w:sz="4"/>
+              <w:right w:val="single" w:color="C9D3DF" w:sz="4"/>
+            </w:tcBorders>
+            <w:tcMar>
+              <w:top w:type="dxa" w:w="60"/>
+              <w:left w:type="dxa" w:w="100"/>
+              <w:bottom w:type="dxa" w:w="60"/>
+              <w:right w:type="dxa" w:w="100"/>
+            </w:tcMar>
+          </w:tcPr>
+          <w:p>
+            <w:r>
+              <w:rPr>
+                <w:sz w:val="19"/>
+                <w:szCs w:val="19"/>
+              </w:rPr>
+              <w:t xml:space="preserve">$15 a month</w:t>
+            </w:r>
+          </w:p>
+        </w:tc>
+      </w:tr>
+      <w:tr>
+        <w:trPr>
+          <w:tblHeader w:val="false"/>
+        </w:trPr>
+        <w:tc>
+          <w:tcPr>
+            <w:tcW w:type="dxa" w:w="5040"/>
+            <w:tcBorders>
+              <w:top w:val="single" w:color="C9D3DF" w:sz="4"/>
+              <w:left w:val="single" w:color="C9D3DF" w:sz="4"/>
+              <w:bottom w:val="single" w:color="C9D3DF" w:sz="4"/>
+              <w:right w:val="single" w:color="C9D3DF" w:sz="4"/>
+            </w:tcBorders>
+            <w:tcMar>
+              <w:top w:type="dxa" w:w="60"/>
+              <w:left w:type="dxa" w:w="100"/>
+              <w:bottom w:type="dxa" w:w="60"/>
+              <w:right w:type="dxa" w:w="100"/>
+            </w:tcMar>
+          </w:tcPr>
+          <w:p>
+            <w:r>
+              <w:rPr>
+                <w:sz w:val="19"/>
+                <w:szCs w:val="19"/>
+              </w:rPr>
+              <w:t xml:space="preserve">Record meetings and get AI notes and action items. No credit card.</w:t>
+            </w:r>
+          </w:p>
+        </w:tc>
+        <w:tc>
+          <w:tcPr>
+            <w:tcW w:type="dxa" w:w="5040"/>
+            <w:tcBorders>
+              <w:top w:val="single" w:color="C9D3DF" w:sz="4"/>
+              <w:left w:val="single" w:color="C9D3DF" w:sz="4"/>
+              <w:bottom w:val="single" w:color="C9D3DF" w:sz="4"/>
+              <w:right w:val="single" w:color="C9D3DF" w:sz="4"/>
+            </w:tcBorders>
+            <w:tcMar>
+              <w:top w:type="dxa" w:w="60"/>
+              <w:left w:type="dxa" w:w="100"/>
+              <w:bottom w:type="dxa" w:w="60"/>
+              <w:right w:type="dxa" w:w="100"/>
+            </w:tcMar>
+          </w:tcPr>
+          <w:p>
+            <w:r>
+              <w:rPr>
+                <w:sz w:val="19"/>
+                <w:szCs w:val="19"/>
+              </w:rPr>
+              <w:t xml:space="preserve">Unlimited notes, plus the Customer Interview note format, and Ask Lynkk across every interview.</w:t>
+            </w:r>
+          </w:p>
+        </w:tc>
+      </w:tr>
+    </w:tbl>
+    <w:p>
+      <w:pPr>
+        <w:spacing w:after="120"/>
+      </w:pPr>
+    </w:p>
+    <w:p>
+      <w:pPr>
+        <w:spacing w:after="140"/>
+      </w:pPr>
+      <w:hyperlink w:history="1" r:id="rIdrnogwwwvxh0jfq3y5jkzg">
+        <w:r>
+          <w:rPr>
+            <w:rStyle w:val="Hyperlink"/>
+          </w:rPr>
+          <w:t xml:space="preserve">Compare plans</w:t>
+        </w:r>
+      </w:hyperlink>
+    </w:p>
+    <w:p>
+      <w:pPr>
+        <w:pStyle w:val="Heading2"/>
+      </w:pPr>
+      <w:r>
+        <w:t xml:space="preserve">Block 9. FAQ</w:t>
       </w:r>
     </w:p>
     <w:p>
@@ -3198,7 +3595,7 @@
         <w:pStyle w:val="Heading2"/>
       </w:pPr>
       <w:r>
-        <w:t xml:space="preserve">Block 9. Final CTA</w:t>
+        <w:t xml:space="preserve">Block 10. Final CTA</w:t>
       </w:r>
     </w:p>
     <w:p>
@@ -3259,6 +3656,18 @@
       </w:pPr>
       <w:r>
         <w:t xml:space="preserve">Keep the sample transcript as HTML text, and update the title, meta description and FAQ structured data</w:t>
+      </w:r>
+    </w:p>
+    <w:p>
+      <w:pPr>
+        <w:pStyle w:val="ListParagraph"/>
+        <w:numPr>
+          <w:ilvl w:val="0"/>
+          <w:numId w:val="2"/>
+        </w:numPr>
+      </w:pPr>
+      <w:r>
+        <w:t xml:space="preserve">Pricing block: confirm the free plan limit before adding a number (the site gives three versions)</w:t>
       </w:r>
     </w:p>
     <w:sectPr>
